--- a/002-maze-madness/worksheets/week3.docx
+++ b/002-maze-madness/worksheets/week3.docx
@@ -13,7 +13,7 @@
           <w:b/>
           <w:sz w:val="40"/>
         </w:rPr>
-        <w:t>🔀 M002 Week 3 — English Worksheet</w:t>
+        <w:t>🔗 M002 Week 3 — AND Conditions</w:t>
       </w:r>
     </w:p>
     <w:p>
@@ -28,7 +28,7 @@
         <w:t>Topic:</w:t>
       </w:r>
       <w:r>
-        <w:t xml:space="preserve"> AND Conditions — Two Things at Once · </w:t>
+        <w:t xml:space="preserve"> AND — two things both true · </w:t>
       </w:r>
       <w:r>
         <w:rPr>
@@ -43,10 +43,19 @@
         <w:rPr>
           <w:b/>
         </w:rPr>
+        <w:t>Level:</w:t>
+      </w:r>
+      <w:r>
+        <w:t xml:space="preserve"> Advanced · </w:t>
+      </w:r>
+      <w:r>
+        <w:rPr>
+          <w:b/>
+        </w:rPr>
         <w:t>Time:</w:t>
       </w:r>
       <w:r>
-        <w:t xml:space="preserve"> about 45 minutes</w:t>
+        <w:t xml:space="preserve"> about 55 minutes</w:t>
       </w:r>
     </w:p>
     <w:p>
@@ -54,18 +63,6 @@
         <w:keepNext/>
         <w:keepLines/>
       </w:pPr>
-      <w:r>
-        <w:t xml:space="preserve">This week your agent checks </w:t>
-      </w:r>
-      <w:r>
-        <w:rPr>
-          <w:b/>
-        </w:rPr>
-        <w:t>two things at the same time</w:t>
-      </w:r>
-      <w:r>
-        <w:t xml:space="preserve"> using </w:t>
-      </w:r>
       <w:r>
         <w:rPr>
           <w:rFonts w:ascii="Consolas" w:hAnsi="Consolas" w:cs="Consolas"/>
@@ -75,18 +72,7 @@
         <w:t>AND</w:t>
       </w:r>
       <w:r>
-        <w:t xml:space="preserve">. With </w:t>
-      </w:r>
-      <w:r>
-        <w:rPr>
-          <w:rFonts w:ascii="Consolas" w:hAnsi="Consolas" w:cs="Consolas"/>
-          <w:sz w:val="21"/>
-          <w:shd w:val="clear" w:fill="EEEEEE"/>
-        </w:rPr>
-        <w:t>AND</w:t>
-      </w:r>
-      <w:r>
-        <w:t xml:space="preserve">, the action only happens when </w:t>
+        <w:t xml:space="preserve"> checks two things. The action runs only when </w:t>
       </w:r>
       <w:r>
         <w:rPr>
@@ -95,7 +81,7 @@
         <w:t>both</w:t>
       </w:r>
       <w:r>
-        <w:t xml:space="preserve"> conditions are true.</w:t>
+        <w:t xml:space="preserve"> are true.</w:t>
       </w:r>
     </w:p>
     <w:p>
@@ -116,15 +102,6 @@
     </w:p>
     <w:p>
       <w:pPr>
-        <w:keepNext/>
-        <w:keepLines/>
-      </w:pPr>
-      <w:r>
-        <w:t>Read each set of steps. Before you imagine the agent doing it, write what you think will happen.</w:t>
-      </w:r>
-    </w:p>
-    <w:p>
-      <w:pPr>
         <w:spacing w:before="40" w:after="160"/>
         <w:ind w:left="288"/>
         <w:keepNext/>
@@ -136,9 +113,9 @@
           <w:rFonts w:ascii="Consolas" w:hAnsi="Consolas" w:cs="Consolas"/>
           <w:sz w:val="21"/>
         </w:rPr>
-        <w:t>if wall ahead AND wall on right:</w:t>
+        <w:t>if agent.detect(BLOCK, FORWARD) and agent.detect(BLOCK, RIGHT):</w:t>
         <w:br/>
-        <w:t xml:space="preserve">    turn left</w:t>
+        <w:t xml:space="preserve">    agent.turn(LEFT_TURN)</w:t>
       </w:r>
     </w:p>
     <w:p>
@@ -147,23 +124,7 @@
         <w:keepLines/>
       </w:pPr>
       <w:r>
-        <w:rPr>
-          <w:b/>
-        </w:rPr>
-        <w:t>Both conditions must be true. When does the agent turn left? When does it do nothing?</w:t>
-      </w:r>
-    </w:p>
-    <w:p>
-      <w:pPr>
-        <w:spacing w:after="0" w:before="0" w:line="520" w:lineRule="exact"/>
-        <w:keepNext/>
-        <w:keepLines/>
-        <w:pBdr>
-          <w:bottom w:val="single" w:sz="6" w:space="1" w:color="C9C9C9"/>
-        </w:pBdr>
-      </w:pPr>
-      <w:r>
-        <w:t xml:space="preserve"> </w:t>
+        <w:t>Both true. What happens?</w:t>
       </w:r>
     </w:p>
     <w:p>
@@ -218,9 +179,9 @@
           <w:rFonts w:ascii="Consolas" w:hAnsi="Consolas" w:cs="Consolas"/>
           <w:sz w:val="21"/>
         </w:rPr>
-        <w:t>if no wall ahead AND no wall below:</w:t>
+        <w:t>if not agent.detect(BLOCK, FORWARD) and not agent.detect(BLOCK, DOWN):</w:t>
         <w:br/>
-        <w:t xml:space="preserve">    move forward</w:t>
+        <w:t xml:space="preserve">    agent.move(FORWARD, 1)</w:t>
       </w:r>
     </w:p>
     <w:p>
@@ -229,98 +190,7 @@
         <w:keepLines/>
       </w:pPr>
       <w:r>
-        <w:rPr>
-          <w:b/>
-        </w:rPr>
-        <w:t>Both must be true to move. The path ahead is clear but there is a wall below — does the agent move?</w:t>
-      </w:r>
-    </w:p>
-    <w:p>
-      <w:pPr>
-        <w:spacing w:after="0" w:before="0" w:line="520" w:lineRule="exact"/>
-        <w:keepNext/>
-        <w:keepLines/>
-        <w:pBdr>
-          <w:bottom w:val="single" w:sz="6" w:space="1" w:color="C9C9C9"/>
-        </w:pBdr>
-      </w:pPr>
-      <w:r>
-        <w:t xml:space="preserve"> </w:t>
-      </w:r>
-    </w:p>
-    <w:p>
-      <w:pPr>
-        <w:spacing w:after="0" w:before="0" w:line="520" w:lineRule="exact"/>
-        <w:keepNext/>
-        <w:keepLines/>
-        <w:pBdr>
-          <w:bottom w:val="single" w:sz="6" w:space="1" w:color="C9C9C9"/>
-        </w:pBdr>
-      </w:pPr>
-      <w:r>
-        <w:t xml:space="preserve"> </w:t>
-      </w:r>
-    </w:p>
-    <w:p>
-      <w:pPr>
-        <w:spacing w:after="0" w:before="0" w:line="520" w:lineRule="exact"/>
-        <w:keepNext/>
-        <w:keepLines/>
-        <w:pBdr>
-          <w:bottom w:val="single" w:sz="6" w:space="1" w:color="C9C9C9"/>
-        </w:pBdr>
-      </w:pPr>
-      <w:r>
-        <w:t xml:space="preserve"> </w:t>
-      </w:r>
-    </w:p>
-    <w:p>
-      <w:pPr>
-        <w:spacing w:after="0" w:before="0" w:line="520" w:lineRule="exact"/>
-        <w:keepNext w:val="0"/>
-        <w:keepLines/>
-        <w:pBdr>
-          <w:bottom w:val="single" w:sz="6" w:space="1" w:color="C9C9C9"/>
-        </w:pBdr>
-      </w:pPr>
-      <w:r>
-        <w:t xml:space="preserve"> </w:t>
-      </w:r>
-    </w:p>
-    <w:p>
-      <w:pPr>
-        <w:spacing w:before="40" w:after="160"/>
-        <w:ind w:left="288"/>
-        <w:keepNext/>
-        <w:keepLines/>
-        <w:shd w:val="clear" w:fill="F4F4F4"/>
-      </w:pPr>
-      <w:r>
-        <w:rPr>
-          <w:rFonts w:ascii="Consolas" w:hAnsi="Consolas" w:cs="Consolas"/>
-          <w:sz w:val="21"/>
-        </w:rPr>
-        <w:t>keep doing forever:</w:t>
-        <w:br/>
-        <w:t xml:space="preserve">    if wall ahead AND wall on right:</w:t>
-        <w:br/>
-        <w:t xml:space="preserve">        turn left</w:t>
-        <w:br/>
-        <w:t xml:space="preserve">    otherwise:</w:t>
-        <w:br/>
-        <w:t xml:space="preserve">        move forward</w:t>
-      </w:r>
-    </w:p>
-    <w:p>
-      <w:pPr>
-        <w:keepNext/>
-        <w:keepLines/>
-      </w:pPr>
-      <w:r>
-        <w:rPr>
-          <w:b/>
-        </w:rPr>
-        <w:t>The agent reaches a corner with walls on the front AND right. What does it do? What happens at an open path?</w:t>
+        <w:t>Path ahead is clear, but a block is below. Does it move? Why?</w:t>
       </w:r>
     </w:p>
     <w:p>
@@ -388,49 +258,7 @@
           <w:color w:val="1A4D2E"/>
           <w:sz w:val="30"/>
         </w:rPr>
-        <w:t>2 · Spot the Bug 🐛</w:t>
-      </w:r>
-    </w:p>
-    <w:p>
-      <w:pPr>
-        <w:keepNext/>
-        <w:keepLines/>
-      </w:pPr>
-      <w:r>
-        <w:t xml:space="preserve">Each block of code below was meant to do something, but it is broken. Read what the code is </w:t>
-      </w:r>
-      <w:r>
-        <w:rPr>
-          <w:b/>
-        </w:rPr>
-        <w:t>supposed</w:t>
-      </w:r>
-      <w:r>
-        <w:t xml:space="preserve"> to do, then rewrite it so it works. After that, explain why the original was wrong and why your fix works.</w:t>
-      </w:r>
-    </w:p>
-    <w:p>
-      <w:pPr>
-        <w:keepNext/>
-        <w:keepLines/>
-      </w:pPr>
-      <w:r>
-        <w:rPr>
-          <w:b/>
-        </w:rPr>
-        <w:t>Bug A</w:t>
-      </w:r>
-      <w:r>
-        <w:t xml:space="preserve"> — The agent is supposed to turn left </w:t>
-      </w:r>
-      <w:r>
-        <w:rPr>
-          <w:b/>
-        </w:rPr>
-        <w:t>only when</w:t>
-      </w:r>
-      <w:r>
-        <w:t xml:space="preserve"> there is a wall ahead AND a wall on the right (a dead-end corner).</w:t>
+        <w:t>2 · Trace 🔍</w:t>
       </w:r>
     </w:p>
     <w:p>
@@ -446,9 +274,127 @@
           <w:rFonts w:ascii="Consolas" w:hAnsi="Consolas" w:cs="Consolas"/>
           <w:sz w:val="21"/>
         </w:rPr>
-        <w:t>if wall ahead:</w:t>
+        <w:t>while True:</w:t>
         <w:br/>
-        <w:t xml:space="preserve">    turn left</w:t>
+        <w:t xml:space="preserve">    if agent.detect(BLOCK, FORWARD) and agent.detect(BLOCK, RIGHT):</w:t>
+        <w:br/>
+        <w:t xml:space="preserve">        agent.turn(LEFT_TURN)</w:t>
+        <w:br/>
+        <w:t xml:space="preserve">    else:</w:t>
+        <w:br/>
+        <w:t xml:space="preserve">        agent.move(FORWARD, 1)</w:t>
+      </w:r>
+    </w:p>
+    <w:p>
+      <w:pPr>
+        <w:keepNext/>
+        <w:keepLines/>
+      </w:pPr>
+      <w:r>
+        <w:t>At a corner (block ahead AND block right), what runs?</w:t>
+      </w:r>
+    </w:p>
+    <w:p>
+      <w:pPr>
+        <w:spacing w:after="0" w:before="0" w:line="520" w:lineRule="exact"/>
+        <w:keepNext/>
+        <w:keepLines/>
+        <w:pBdr>
+          <w:bottom w:val="single" w:sz="6" w:space="1" w:color="C9C9C9"/>
+        </w:pBdr>
+      </w:pPr>
+      <w:r>
+        <w:t xml:space="preserve"> </w:t>
+      </w:r>
+    </w:p>
+    <w:p>
+      <w:pPr>
+        <w:spacing w:after="0" w:before="0" w:line="520" w:lineRule="exact"/>
+        <w:keepNext/>
+        <w:keepLines/>
+        <w:pBdr>
+          <w:bottom w:val="single" w:sz="6" w:space="1" w:color="C9C9C9"/>
+        </w:pBdr>
+      </w:pPr>
+      <w:r>
+        <w:t xml:space="preserve"> </w:t>
+      </w:r>
+    </w:p>
+    <w:p>
+      <w:pPr>
+        <w:spacing w:after="0" w:before="0" w:line="520" w:lineRule="exact"/>
+        <w:keepNext w:val="0"/>
+        <w:keepLines/>
+        <w:pBdr>
+          <w:bottom w:val="single" w:sz="6" w:space="1" w:color="C9C9C9"/>
+        </w:pBdr>
+      </w:pPr>
+      <w:r>
+        <w:t xml:space="preserve"> </w:t>
+      </w:r>
+    </w:p>
+    <w:p>
+      <w:pPr>
+        <w:keepNext/>
+        <w:keepLines/>
+      </w:pPr>
+      <w:r>
+        <w:t>At an open path, what runs?</w:t>
+      </w:r>
+    </w:p>
+    <w:p>
+      <w:pPr>
+        <w:spacing w:after="0" w:before="0" w:line="520" w:lineRule="exact"/>
+        <w:keepNext/>
+        <w:keepLines/>
+        <w:pBdr>
+          <w:bottom w:val="single" w:sz="6" w:space="1" w:color="C9C9C9"/>
+        </w:pBdr>
+      </w:pPr>
+      <w:r>
+        <w:t xml:space="preserve"> </w:t>
+      </w:r>
+    </w:p>
+    <w:p>
+      <w:pPr>
+        <w:spacing w:after="0" w:before="0" w:line="520" w:lineRule="exact"/>
+        <w:keepNext/>
+        <w:keepLines/>
+        <w:pBdr>
+          <w:bottom w:val="single" w:sz="6" w:space="1" w:color="C9C9C9"/>
+        </w:pBdr>
+      </w:pPr>
+      <w:r>
+        <w:t xml:space="preserve"> </w:t>
+      </w:r>
+    </w:p>
+    <w:p>
+      <w:pPr>
+        <w:spacing w:after="0" w:before="0" w:line="520" w:lineRule="exact"/>
+        <w:keepNext w:val="0"/>
+        <w:keepLines/>
+        <w:pBdr>
+          <w:bottom w:val="single" w:sz="6" w:space="1" w:color="C9C9C9"/>
+        </w:pBdr>
+      </w:pPr>
+      <w:r>
+        <w:t xml:space="preserve"> </w:t>
+      </w:r>
+    </w:p>
+    <w:p>
+      <w:pPr>
+        <w:keepNext/>
+        <w:keepLines/>
+        <w:pageBreakBefore/>
+        <w:spacing w:before="40" w:after="120"/>
+      </w:pPr>
+      <w:r>
+        <w:rPr>
+          <w:b/>
+          <w:color w:val="1A4D2E"/>
+          <w:sz w:val="30"/>
+        </w:rPr>
+        <w:t>3 · Spot and Fix Bugs 🐛</w:t>
       </w:r>
     </w:p>
     <w:p>
@@ -460,7 +406,37 @@
         <w:rPr>
           <w:b/>
         </w:rPr>
-        <w:t>Write the fixed code:</w:t>
+        <w:t>Bug A</w:t>
+      </w:r>
+      <w:r>
+        <w:t xml:space="preserve"> — Turn left only when block ahead AND block on right.</w:t>
+      </w:r>
+    </w:p>
+    <w:p>
+      <w:pPr>
+        <w:spacing w:before="40" w:after="160"/>
+        <w:ind w:left="288"/>
+        <w:keepNext/>
+        <w:keepLines/>
+        <w:shd w:val="clear" w:fill="F4F4F4"/>
+      </w:pPr>
+      <w:r>
+        <w:rPr>
+          <w:rFonts w:ascii="Consolas" w:hAnsi="Consolas" w:cs="Consolas"/>
+          <w:sz w:val="21"/>
+        </w:rPr>
+        <w:t>if agent.detect(BLOCK, FORWARD):</w:t>
+        <w:br/>
+        <w:t xml:space="preserve">    agent.turn(LEFT_TURN)</w:t>
+      </w:r>
+    </w:p>
+    <w:p>
+      <w:pPr>
+        <w:keepNext/>
+        <w:keepLines/>
+      </w:pPr>
+      <w:r>
+        <w:t>Fix:</w:t>
       </w:r>
     </w:p>
     <w:p>
@@ -521,10 +497,88 @@
         <w:keepLines/>
       </w:pPr>
       <w:r>
+        <w:t>Why wrong?</w:t>
+      </w:r>
+    </w:p>
+    <w:p>
+      <w:pPr>
+        <w:spacing w:after="0" w:before="0" w:line="520" w:lineRule="exact"/>
+        <w:keepNext/>
+        <w:keepLines/>
+        <w:pBdr>
+          <w:bottom w:val="single" w:sz="6" w:space="1" w:color="C9C9C9"/>
+        </w:pBdr>
+      </w:pPr>
+      <w:r>
+        <w:t xml:space="preserve"> </w:t>
+      </w:r>
+    </w:p>
+    <w:p>
+      <w:pPr>
+        <w:spacing w:after="0" w:before="0" w:line="520" w:lineRule="exact"/>
+        <w:keepNext/>
+        <w:keepLines/>
+        <w:pBdr>
+          <w:bottom w:val="single" w:sz="6" w:space="1" w:color="C9C9C9"/>
+        </w:pBdr>
+      </w:pPr>
+      <w:r>
+        <w:t xml:space="preserve"> </w:t>
+      </w:r>
+    </w:p>
+    <w:p>
+      <w:pPr>
+        <w:spacing w:after="0" w:before="0" w:line="520" w:lineRule="exact"/>
+        <w:keepNext w:val="0"/>
+        <w:keepLines/>
+        <w:pBdr>
+          <w:bottom w:val="single" w:sz="6" w:space="1" w:color="C9C9C9"/>
+        </w:pBdr>
+      </w:pPr>
+      <w:r>
+        <w:t xml:space="preserve"> </w:t>
+      </w:r>
+    </w:p>
+    <w:p>
+      <w:pPr>
+        <w:keepNext/>
+        <w:keepLines/>
+      </w:pPr>
+      <w:r>
         <w:rPr>
           <w:b/>
         </w:rPr>
-        <w:t>Why was it wrong? Why does your fix work?</w:t>
+        <w:t>Bug B</w:t>
+      </w:r>
+      <w:r>
+        <w:t xml:space="preserve"> — Both checks should be different: front and right.</w:t>
+      </w:r>
+    </w:p>
+    <w:p>
+      <w:pPr>
+        <w:spacing w:before="40" w:after="160"/>
+        <w:ind w:left="288"/>
+        <w:keepNext/>
+        <w:keepLines/>
+        <w:shd w:val="clear" w:fill="F4F4F4"/>
+      </w:pPr>
+      <w:r>
+        <w:rPr>
+          <w:rFonts w:ascii="Consolas" w:hAnsi="Consolas" w:cs="Consolas"/>
+          <w:sz w:val="21"/>
+        </w:rPr>
+        <w:t>if agent.detect(BLOCK, FORWARD) and agent.detect(BLOCK, FORWARD):</w:t>
+        <w:br/>
+        <w:t xml:space="preserve">    agent.turn(LEFT_TURN)</w:t>
+      </w:r>
+    </w:p>
+    <w:p>
+      <w:pPr>
+        <w:keepNext/>
+        <w:keepLines/>
+      </w:pPr>
+      <w:r>
+        <w:t>Fix:</w:t>
       </w:r>
     </w:p>
     <w:p>
@@ -585,56 +639,7 @@
         <w:keepLines/>
       </w:pPr>
       <w:r>
-        <w:rPr>
-          <w:b/>
-        </w:rPr>
-        <w:t>Bug B</w:t>
-      </w:r>
-      <w:r>
-        <w:t xml:space="preserve"> — The agent should move forward only when the path ahead is clear AND the path on the left is also clear (a wide-open spot).</w:t>
-      </w:r>
-    </w:p>
-    <w:p>
-      <w:pPr>
-        <w:spacing w:before="40" w:after="160"/>
-        <w:ind w:left="288"/>
-        <w:keepNext/>
-        <w:keepLines/>
-        <w:shd w:val="clear" w:fill="F4F4F4"/>
-      </w:pPr>
-      <w:r>
-        <w:rPr>
-          <w:rFonts w:ascii="Consolas" w:hAnsi="Consolas" w:cs="Consolas"/>
-          <w:sz w:val="21"/>
-        </w:rPr>
-        <w:t>if no wall ahead:</w:t>
-        <w:br/>
-        <w:t xml:space="preserve">    move forward</w:t>
-      </w:r>
-    </w:p>
-    <w:p>
-      <w:pPr>
-        <w:keepNext/>
-        <w:keepLines/>
-      </w:pPr>
-      <w:r>
-        <w:rPr>
-          <w:b/>
-        </w:rPr>
-        <w:t>Write the fixed code:</w:t>
-      </w:r>
-    </w:p>
-    <w:p>
-      <w:pPr>
-        <w:spacing w:after="0" w:before="0" w:line="520" w:lineRule="exact"/>
-        <w:keepNext/>
-        <w:keepLines/>
-        <w:pBdr>
-          <w:bottom w:val="single" w:sz="6" w:space="1" w:color="C9C9C9"/>
-        </w:pBdr>
-      </w:pPr>
-      <w:r>
-        <w:t xml:space="preserve"> </w:t>
+        <w:t>Why wrong?</w:t>
       </w:r>
     </w:p>
     <w:p>
@@ -680,64 +685,16 @@
       <w:pPr>
         <w:keepNext/>
         <w:keepLines/>
+        <w:pageBreakBefore/>
+        <w:spacing w:before="40" w:after="120"/>
       </w:pPr>
       <w:r>
         <w:rPr>
           <w:b/>
+          <w:color w:val="1A4D2E"/>
+          <w:sz w:val="30"/>
         </w:rPr>
-        <w:t>Why was it wrong? Why does your fix work?</w:t>
-      </w:r>
-    </w:p>
-    <w:p>
-      <w:pPr>
-        <w:spacing w:after="0" w:before="0" w:line="520" w:lineRule="exact"/>
-        <w:keepNext/>
-        <w:keepLines/>
-        <w:pBdr>
-          <w:bottom w:val="single" w:sz="6" w:space="1" w:color="C9C9C9"/>
-        </w:pBdr>
-      </w:pPr>
-      <w:r>
-        <w:t xml:space="preserve"> </w:t>
-      </w:r>
-    </w:p>
-    <w:p>
-      <w:pPr>
-        <w:spacing w:after="0" w:before="0" w:line="520" w:lineRule="exact"/>
-        <w:keepNext/>
-        <w:keepLines/>
-        <w:pBdr>
-          <w:bottom w:val="single" w:sz="6" w:space="1" w:color="C9C9C9"/>
-        </w:pBdr>
-      </w:pPr>
-      <w:r>
-        <w:t xml:space="preserve"> </w:t>
-      </w:r>
-    </w:p>
-    <w:p>
-      <w:pPr>
-        <w:spacing w:after="0" w:before="0" w:line="520" w:lineRule="exact"/>
-        <w:keepNext/>
-        <w:keepLines/>
-        <w:pBdr>
-          <w:bottom w:val="single" w:sz="6" w:space="1" w:color="C9C9C9"/>
-        </w:pBdr>
-      </w:pPr>
-      <w:r>
-        <w:t xml:space="preserve"> </w:t>
-      </w:r>
-    </w:p>
-    <w:p>
-      <w:pPr>
-        <w:spacing w:after="0" w:before="0" w:line="520" w:lineRule="exact"/>
-        <w:keepNext w:val="0"/>
-        <w:keepLines/>
-        <w:pBdr>
-          <w:bottom w:val="single" w:sz="6" w:space="1" w:color="C9C9C9"/>
-        </w:pBdr>
-      </w:pPr>
-      <w:r>
-        <w:t xml:space="preserve"> </w:t>
+        <w:t>4 · Write Code ✍️</w:t>
       </w:r>
     </w:p>
     <w:p>
@@ -746,140 +703,7 @@
         <w:keepLines/>
       </w:pPr>
       <w:r>
-        <w:rPr>
-          <w:b/>
-        </w:rPr>
-        <w:t>Bug C</w:t>
-      </w:r>
-      <w:r>
-        <w:t xml:space="preserve"> — At a dead-end corner (wall ahead AND wall on right), the agent should turn left. Right now it turns left whenever there is </w:t>
-      </w:r>
-      <w:r>
-        <w:rPr>
-          <w:b/>
-        </w:rPr>
-        <w:t>any</w:t>
-      </w:r>
-      <w:r>
-        <w:t xml:space="preserve"> wall, so it spins in place too early.</w:t>
-      </w:r>
-    </w:p>
-    <w:p>
-      <w:pPr>
-        <w:spacing w:before="40" w:after="160"/>
-        <w:ind w:left="288"/>
-        <w:keepNext/>
-        <w:keepLines/>
-        <w:shd w:val="clear" w:fill="F4F4F4"/>
-      </w:pPr>
-      <w:r>
-        <w:rPr>
-          <w:rFonts w:ascii="Consolas" w:hAnsi="Consolas" w:cs="Consolas"/>
-          <w:sz w:val="21"/>
-        </w:rPr>
-        <w:t>if wall ahead AND wall ahead:</w:t>
-        <w:br/>
-        <w:t xml:space="preserve">    turn left</w:t>
-      </w:r>
-    </w:p>
-    <w:p>
-      <w:pPr>
-        <w:keepNext/>
-        <w:keepLines/>
-      </w:pPr>
-      <w:r>
-        <w:rPr>
-          <w:b/>
-        </w:rPr>
-        <w:t>Hint:</w:t>
-      </w:r>
-      <w:r>
-        <w:t xml:space="preserve"> the two checks should be </w:t>
-      </w:r>
-      <w:r>
-        <w:rPr>
-          <w:b/>
-        </w:rPr>
-        <w:t>different</w:t>
-      </w:r>
-      <w:r>
-        <w:t xml:space="preserve"> — front *and* right.</w:t>
-      </w:r>
-    </w:p>
-    <w:p>
-      <w:pPr>
-        <w:keepNext/>
-        <w:keepLines/>
-      </w:pPr>
-      <w:r>
-        <w:rPr>
-          <w:b/>
-        </w:rPr>
-        <w:t>Write the fixed code:</w:t>
-      </w:r>
-    </w:p>
-    <w:p>
-      <w:pPr>
-        <w:spacing w:after="0" w:before="0" w:line="520" w:lineRule="exact"/>
-        <w:keepNext/>
-        <w:keepLines/>
-        <w:pBdr>
-          <w:bottom w:val="single" w:sz="6" w:space="1" w:color="C9C9C9"/>
-        </w:pBdr>
-      </w:pPr>
-      <w:r>
-        <w:t xml:space="preserve"> </w:t>
-      </w:r>
-    </w:p>
-    <w:p>
-      <w:pPr>
-        <w:spacing w:after="0" w:before="0" w:line="520" w:lineRule="exact"/>
-        <w:keepNext/>
-        <w:keepLines/>
-        <w:pBdr>
-          <w:bottom w:val="single" w:sz="6" w:space="1" w:color="C9C9C9"/>
-        </w:pBdr>
-      </w:pPr>
-      <w:r>
-        <w:t xml:space="preserve"> </w:t>
-      </w:r>
-    </w:p>
-    <w:p>
-      <w:pPr>
-        <w:spacing w:after="0" w:before="0" w:line="520" w:lineRule="exact"/>
-        <w:keepNext/>
-        <w:keepLines/>
-        <w:pBdr>
-          <w:bottom w:val="single" w:sz="6" w:space="1" w:color="C9C9C9"/>
-        </w:pBdr>
-      </w:pPr>
-      <w:r>
-        <w:t xml:space="preserve"> </w:t>
-      </w:r>
-    </w:p>
-    <w:p>
-      <w:pPr>
-        <w:spacing w:after="0" w:before="0" w:line="520" w:lineRule="exact"/>
-        <w:keepNext w:val="0"/>
-        <w:keepLines/>
-        <w:pBdr>
-          <w:bottom w:val="single" w:sz="6" w:space="1" w:color="C9C9C9"/>
-        </w:pBdr>
-      </w:pPr>
-      <w:r>
-        <w:t xml:space="preserve"> </w:t>
-      </w:r>
-    </w:p>
-    <w:p>
-      <w:pPr>
-        <w:keepNext/>
-        <w:keepLines/>
-      </w:pPr>
-      <w:r>
-        <w:rPr>
-          <w:b/>
-        </w:rPr>
-        <w:t>Why was it wrong? Why does your fix work?</w:t>
+        <w:t>Move forward only when the path ahead is clear AND the path on the left is clear. Write it.</w:t>
       </w:r>
     </w:p>
     <w:p>
@@ -947,7 +771,7 @@
           <w:color w:val="1A4D2E"/>
           <w:sz w:val="30"/>
         </w:rPr>
-        <w:t>3 · Tell Me What You Built 📸</w:t>
+        <w:t>5 · Finish the Maze 📸</w:t>
       </w:r>
     </w:p>
     <w:p>
@@ -956,7 +780,7 @@
         <w:keepLines/>
       </w:pPr>
       <w:r>
-        <w:t xml:space="preserve">Now switch to your homework world. Solve the maze using at least one </w:t>
+        <w:t xml:space="preserve">Solve your homework maze using one or more </w:t>
       </w:r>
       <w:r>
         <w:rPr>
@@ -967,16 +791,7 @@
         <w:t>AND</w:t>
       </w:r>
       <w:r>
-        <w:t xml:space="preserve"> condition. When you finish, come back here.</w:t>
-      </w:r>
-    </w:p>
-    <w:p>
-      <w:pPr>
-        <w:keepNext/>
-        <w:keepLines/>
-      </w:pPr>
-      <w:r>
-        <w:t>Send a photo or video of the agent reaching the end, then explain what you did. Use these sentence starters — write 4 to 6 sentences total.</w:t>
+        <w:t xml:space="preserve"> conditions. Send a photo or video of the agent at the end. Then finish these.</w:t>
       </w:r>
     </w:p>
     <w:p>
@@ -1036,7 +851,7 @@
           <w:i/>
           <w:color w:val="444444"/>
         </w:rPr>
-        <w:t>Both conditions were true when …</w:t>
+        <w:t>Both were true when …</w:t>
       </w:r>
     </w:p>
     <w:p>
@@ -1051,7 +866,7 @@
           <w:i/>
           <w:color w:val="444444"/>
         </w:rPr>
-        <w:t>One tricky moment was when …</w:t>
+        <w:t>One tricky moment was …</w:t>
       </w:r>
     </w:p>
     <w:p>
@@ -1067,60 +882,6 @@
           <w:color w:val="444444"/>
         </w:rPr>
         <w:t>To fix it, I …</w:t>
-      </w:r>
-    </w:p>
-    <w:p>
-      <w:pPr>
-        <w:keepNext/>
-        <w:keepLines/>
-        <w:spacing w:after="60"/>
-        <w:ind w:left="504"/>
-      </w:pPr>
-      <w:r>
-        <w:rPr>
-          <w:i/>
-          <w:color w:val="444444"/>
-        </w:rPr>
-        <w:t>If I had more time, I would …</w:t>
-      </w:r>
-    </w:p>
-    <w:p>
-      <w:pPr>
-        <w:spacing w:after="0" w:before="0" w:line="520" w:lineRule="exact"/>
-        <w:keepNext/>
-        <w:keepLines/>
-        <w:pBdr>
-          <w:bottom w:val="single" w:sz="6" w:space="1" w:color="C9C9C9"/>
-        </w:pBdr>
-      </w:pPr>
-      <w:r>
-        <w:t xml:space="preserve"> </w:t>
-      </w:r>
-    </w:p>
-    <w:p>
-      <w:pPr>
-        <w:spacing w:after="0" w:before="0" w:line="520" w:lineRule="exact"/>
-        <w:keepNext/>
-        <w:keepLines/>
-        <w:pBdr>
-          <w:bottom w:val="single" w:sz="6" w:space="1" w:color="C9C9C9"/>
-        </w:pBdr>
-      </w:pPr>
-      <w:r>
-        <w:t xml:space="preserve"> </w:t>
-      </w:r>
-    </w:p>
-    <w:p>
-      <w:pPr>
-        <w:spacing w:after="0" w:before="0" w:line="520" w:lineRule="exact"/>
-        <w:keepNext/>
-        <w:keepLines/>
-        <w:pBdr>
-          <w:bottom w:val="single" w:sz="6" w:space="1" w:color="C9C9C9"/>
-        </w:pBdr>
-      </w:pPr>
-      <w:r>
-        <w:t xml:space="preserve"> </w:t>
       </w:r>
     </w:p>
     <w:p>
@@ -1253,7 +1014,7 @@
           <w:color w:val="1A4D2E"/>
           <w:sz w:val="30"/>
         </w:rPr>
-        <w:t>4 · Record Your Walkthrough 🎥</w:t>
+        <w:t>6 · Record Your Walkthrough 🎥</w:t>
       </w:r>
     </w:p>
     <w:p>
@@ -1262,7 +1023,7 @@
         <w:keepLines/>
       </w:pPr>
       <w:r>
-        <w:t xml:space="preserve">Now take a video on your phone (or a parent's phone) while the agent runs the maze. Talk through it like you are teaching someone who has never seen it. Try to use these words: </w:t>
+        <w:t xml:space="preserve">Plan your phone video, then record. Try these words: </w:t>
       </w:r>
       <w:r>
         <w:rPr>
@@ -1318,7 +1079,7 @@
         <w:ind w:left="864"/>
       </w:pPr>
       <w:r>
-        <w:t>1.  Show the start of the maze, then run your code.</w:t>
+        <w:t>1.  Show the start. Run your code.</w:t>
       </w:r>
     </w:p>
     <w:p>
@@ -1337,10 +1098,10 @@
           <w:sz w:val="21"/>
           <w:shd w:val="clear" w:fill="EEEEEE"/>
         </w:rPr>
-        <w:t>if … AND …</w:t>
+        <w:t>if … and …</w:t>
       </w:r>
       <w:r>
-        <w:t xml:space="preserve"> block out loud and say what makes it run.</w:t>
+        <w:t xml:space="preserve"> block out loud. Say what makes it run.</w:t>
       </w:r>
     </w:p>
     <w:p>
@@ -1351,16 +1112,7 @@
         <w:ind w:left="864"/>
       </w:pPr>
       <w:r>
-        <w:t xml:space="preserve">3.  Show one spot where the agent did </w:t>
-      </w:r>
-      <w:r>
-        <w:rPr>
-          <w:b/>
-        </w:rPr>
-        <w:t>nothing</w:t>
-      </w:r>
-      <w:r>
-        <w:t xml:space="preserve"> because only one condition was true.</w:t>
+        <w:t>3.  Show one spot where the agent did nothing because only one check was true.</w:t>
       </w:r>
     </w:p>
     <w:p>
@@ -1371,7 +1123,7 @@
         <w:ind w:left="864"/>
       </w:pPr>
       <w:r>
-        <w:t xml:space="preserve">4.  Say in your own words what </w:t>
+        <w:t xml:space="preserve">4.  Say what </w:t>
       </w:r>
       <w:r>
         <w:rPr>
@@ -1381,60 +1133,6 @@
       </w:r>
       <w:r>
         <w:t xml:space="preserve"> means.</w:t>
-      </w:r>
-    </w:p>
-    <w:p>
-      <w:pPr>
-        <w:keepNext/>
-        <w:keepLines/>
-      </w:pPr>
-      <w:r>
-        <w:rPr>
-          <w:b/>
-        </w:rPr>
-        <w:t>Write what you will say in your video.</w:t>
-      </w:r>
-      <w:r>
-        <w:t xml:space="preserve"> Use the space below to plan it before you record — you can read from it while filming.</w:t>
-      </w:r>
-    </w:p>
-    <w:p>
-      <w:pPr>
-        <w:spacing w:after="0" w:before="0" w:line="520" w:lineRule="exact"/>
-        <w:keepNext/>
-        <w:keepLines/>
-        <w:pBdr>
-          <w:bottom w:val="single" w:sz="6" w:space="1" w:color="C9C9C9"/>
-        </w:pBdr>
-      </w:pPr>
-      <w:r>
-        <w:t xml:space="preserve"> </w:t>
-      </w:r>
-    </w:p>
-    <w:p>
-      <w:pPr>
-        <w:spacing w:after="0" w:before="0" w:line="520" w:lineRule="exact"/>
-        <w:keepNext/>
-        <w:keepLines/>
-        <w:pBdr>
-          <w:bottom w:val="single" w:sz="6" w:space="1" w:color="C9C9C9"/>
-        </w:pBdr>
-      </w:pPr>
-      <w:r>
-        <w:t xml:space="preserve"> </w:t>
-      </w:r>
-    </w:p>
-    <w:p>
-      <w:pPr>
-        <w:spacing w:after="0" w:before="0" w:line="520" w:lineRule="exact"/>
-        <w:keepNext/>
-        <w:keepLines/>
-        <w:pBdr>
-          <w:bottom w:val="single" w:sz="6" w:space="1" w:color="C9C9C9"/>
-        </w:pBdr>
-      </w:pPr>
-      <w:r>
-        <w:t xml:space="preserve"> </w:t>
       </w:r>
     </w:p>
     <w:p>
